--- a/Comment4_Response_TwoApps_Justification_v2.docx
+++ b/Comment4_Response_TwoApps_Justification_v2.docx
@@ -1,6 +1,6 @@
 
 <file path=word/document.xml><?xml version="1.0" encoding="utf-8"?>
-<w:document xmlns:wpc="http://schemas.microsoft.com/office/word/2010/wordprocessingCanvas" xmlns:cx="http://schemas.microsoft.com/office/drawing/2014/chartex" xmlns:mc="http://schemas.openxmlformats.org/markup-compatibility/2006" xmlns:o="urn:schemas-microsoft-com:office:office" xmlns:r="http://schemas.openxmlformats.org/officeDocument/2006/relationships" xmlns:m="http://schemas.openxmlformats.org/officeDocument/2006/math" xmlns:v="urn:schemas-microsoft-com:vml" xmlns:wp14="http://schemas.microsoft.com/office/word/2010/wordprocessingDrawing" xmlns:wp="http://schemas.openxmlformats.org/drawingml/2006/wordprocessingDrawing" xmlns:w10="urn:schemas-microsoft-com:office:word" xmlns:w="http://schemas.openxmlformats.org/wordprocessingml/2006/main" xmlns:w14="http://schemas.microsoft.com/office/word/2010/wordml" xmlns:w15="http://schemas.microsoft.com/office/word/2012/wordml" xmlns:w16se="http://schemas.microsoft.com/office/word/2015/wordml/symex" xmlns:wpg="http://schemas.microsoft.com/office/word/2010/wordprocessingGroup" xmlns:wpi="http://schemas.microsoft.com/office/word/2010/wordprocessingInk" xmlns:wne="http://schemas.microsoft.com/office/word/2006/wordml" xmlns:wps="http://schemas.microsoft.com/office/word/2010/wordprocessingShape" mc:Ignorable="w14 w15 w16se wp14">
+<w:document xmlns:wpc="http://schemas.microsoft.com/office/word/2010/wordprocessingCanvas" xmlns:cx="http://schemas.microsoft.com/office/drawing/2014/chartex" xmlns:cx1="http://schemas.microsoft.com/office/drawing/2015/9/8/chartex" xmlns:cx2="http://schemas.microsoft.com/office/drawing/2015/10/21/chartex" xmlns:cx3="http://schemas.microsoft.com/office/drawing/2016/5/9/chartex" xmlns:cx4="http://schemas.microsoft.com/office/drawing/2016/5/10/chartex" xmlns:cx5="http://schemas.microsoft.com/office/drawing/2016/5/11/chartex" xmlns:cx6="http://schemas.microsoft.com/office/drawing/2016/5/12/chartex" xmlns:cx7="http://schemas.microsoft.com/office/drawing/2016/5/13/chartex" xmlns:cx8="http://schemas.microsoft.com/office/drawing/2016/5/14/chartex" xmlns:mc="http://schemas.openxmlformats.org/markup-compatibility/2006" xmlns:aink="http://schemas.microsoft.com/office/drawing/2016/ink" xmlns:am3d="http://schemas.microsoft.com/office/drawing/2017/model3d" xmlns:o="urn:schemas-microsoft-com:office:office" xmlns:oel="http://schemas.microsoft.com/office/2019/extlst" xmlns:r="http://schemas.openxmlformats.org/officeDocument/2006/relationships" xmlns:m="http://schemas.openxmlformats.org/officeDocument/2006/math" xmlns:v="urn:schemas-microsoft-com:vml" xmlns:wp14="http://schemas.microsoft.com/office/word/2010/wordprocessingDrawing" xmlns:wp="http://schemas.openxmlformats.org/drawingml/2006/wordprocessingDrawing" xmlns:w10="urn:schemas-microsoft-com:office:word" xmlns:w="http://schemas.openxmlformats.org/wordprocessingml/2006/main" xmlns:w14="http://schemas.microsoft.com/office/word/2010/wordml" xmlns:w15="http://schemas.microsoft.com/office/word/2012/wordml" xmlns:w16cex="http://schemas.microsoft.com/office/word/2018/wordml/cex" xmlns:w16cid="http://schemas.microsoft.com/office/word/2016/wordml/cid" xmlns:w16="http://schemas.microsoft.com/office/word/2018/wordml" xmlns:w16du="http://schemas.microsoft.com/office/word/2023/wordml/word16du" xmlns:w16sdtdh="http://schemas.microsoft.com/office/word/2020/wordml/sdtdatahash" xmlns:w16sdtfl="http://schemas.microsoft.com/office/word/2024/wordml/sdtformatlock" xmlns:w16se="http://schemas.microsoft.com/office/word/2015/wordml/symex" xmlns:wpg="http://schemas.microsoft.com/office/word/2010/wordprocessingGroup" xmlns:wpi="http://schemas.microsoft.com/office/word/2010/wordprocessingInk" xmlns:wne="http://schemas.microsoft.com/office/word/2006/wordml" xmlns:wps="http://schemas.microsoft.com/office/word/2010/wordprocessingShape" mc:Ignorable="w14 w15 w16se w16cid w16 w16cex w16sdtdh w16sdtfl w16du wp14">
   <w:body>
     <w:p>
       <w:pPr>
@@ -86,13 +86,7 @@
         <w:rPr>
           <w:b/>
         </w:rPr>
-        <w:t>W</w:t>
-      </w:r>
-      <w:r>
-        <w:rPr>
-          <w:b/>
-        </w:rPr>
-        <w:t>hat the second app costs us:</w:t>
+        <w:t>What the second app costs us:</w:t>
       </w:r>
     </w:p>
     <w:p>
@@ -109,10 +103,7 @@
         <w:t>one person-month</w:t>
       </w:r>
       <w:r>
-        <w:t xml:space="preserve"> of extra work, o</w:t>
-      </w:r>
-      <w:r>
-        <w:t>ne time. Both apps share the same</w:t>
+        <w:t xml:space="preserve"> of extra work, one time. Both apps share the same</w:t>
       </w:r>
       <w:r>
         <w:t xml:space="preserve"> </w:t>
@@ -126,10 +117,7 @@
         <w:pStyle w:val="ListBullet"/>
       </w:pPr>
       <w:r>
-        <w:t>O</w:t>
-      </w:r>
-      <w:r>
-        <w:t xml:space="preserve">ne small server: about </w:t>
+        <w:t xml:space="preserve">One small server: about </w:t>
       </w:r>
       <w:r>
         <w:rPr>
@@ -152,13 +140,7 @@
         <w:rPr>
           <w:b/>
         </w:rPr>
-        <w:t>W</w:t>
-      </w:r>
-      <w:r>
-        <w:rPr>
-          <w:b/>
-        </w:rPr>
-        <w:t>hat one combined app would cost us:</w:t>
+        <w:t>What one combined app would cost us:</w:t>
       </w:r>
     </w:p>
     <w:p>
@@ -166,13 +148,7 @@
         <w:pStyle w:val="ListBullet"/>
       </w:pPr>
       <w:r>
-        <w:t>Our price lists, subscription logic, and f</w:t>
-      </w:r>
-      <w:r>
-        <w:t xml:space="preserve">ull bot catalog would sit on every </w:t>
-      </w:r>
-      <w:r>
-        <w:t>customer's computer, where they can copy it.</w:t>
+        <w:t>Our price lists, subscription logic, and full bot catalog would sit on every customer's computer, where they can copy it.</w:t>
       </w:r>
     </w:p>
     <w:p>
@@ -180,10 +156,7 @@
         <w:pStyle w:val="ListBullet"/>
       </w:pPr>
       <w:r>
-        <w:t>A</w:t>
-      </w:r>
-      <w:r>
-        <w:t xml:space="preserve"> security problem in the admin part would put every customer at risk at once.</w:t>
+        <w:t>A security problem in the admin part would put every customer at risk at once.</w:t>
       </w:r>
     </w:p>
     <w:p>
@@ -196,10 +169,7 @@
     </w:p>
     <w:p>
       <w:r>
-        <w:t>Any one of these c</w:t>
-      </w:r>
-      <w:r>
-        <w:t xml:space="preserve">osts far more than the whole project. </w:t>
+        <w:t xml:space="preserve">Any one of these costs far more than the whole project. </w:t>
       </w:r>
       <w:r>
         <w:rPr>
@@ -225,10 +195,7 @@
     </w:p>
     <w:p>
       <w:r>
-        <w:t>Think of a bank. Customers use one app to see their own account. Bank staff use a different app to m</w:t>
-      </w:r>
-      <w:r>
-        <w:t>anage all accounts. No bank puts both into one app with a "staff" checkbox — because one mistake in that checkbox would let a customer see everyone's money.</w:t>
+        <w:t>Think of a bank. Customers use one app to see their own account. Bank staff use a different app to manage all accounts. No bank puts both into one app with a "staff" checkbox — because one mistake in that checkbox would let a customer see everyone's money.</w:t>
       </w:r>
     </w:p>
     <w:p>
@@ -250,13 +217,7 @@
         <w:t>Customer Console</w:t>
       </w:r>
       <w:r>
-        <w:t xml:space="preserve"> is like the customer's banking app — each customer </w:t>
-      </w:r>
-      <w:r>
-        <w:t>sees onl</w:t>
-      </w:r>
-      <w:r>
-        <w:t>y their own work.</w:t>
+        <w:t xml:space="preserve"> is like the customer's banking app — each customer sees only their own work.</w:t>
       </w:r>
     </w:p>
     <w:p>
@@ -264,10 +225,7 @@
         <w:pStyle w:val="ListBullet"/>
       </w:pPr>
       <w:r>
-        <w:t>T</w:t>
-      </w:r>
-      <w:r>
-        <w:t xml:space="preserve">he </w:t>
+        <w:t xml:space="preserve">The </w:t>
       </w:r>
       <w:r>
         <w:rPr>
@@ -302,10 +260,7 @@
     </w:p>
     <w:p>
       <w:r>
-        <w:t xml:space="preserve">The two apps share the same engine, the same login system, and the same design. The </w:t>
-      </w:r>
-      <w:r>
-        <w:t>only extra work is one more user screen and one more place to install.</w:t>
+        <w:t>The two apps share the same engine, the same login system, and the same design. The only extra work is one more user screen and one more place to install.</w:t>
       </w:r>
     </w:p>
     <w:tbl>
@@ -560,13 +515,7 @@
         <w:rPr>
           <w:b/>
         </w:rPr>
-        <w:t xml:space="preserve">where that </w:t>
-      </w:r>
-      <w:r>
-        <w:rPr>
-          <w:b/>
-        </w:rPr>
-        <w:t>code lives</w:t>
+        <w:t>where that code lives</w:t>
       </w:r>
       <w:r>
         <w:t>: on our server, or copied onto every customer's computer.</w:t>
@@ -597,10 +546,7 @@
     </w:p>
     <w:p>
       <w:r>
-        <w:t>Anything we install on a customer's computer can be read and copied by that customer — this is true for every s</w:t>
-      </w:r>
-      <w:r>
-        <w:t xml:space="preserve">oftware company, not just us. We cannot fully stop it. What we </w:t>
+        <w:t xml:space="preserve">Anything we install on a customer's computer can be read and copied by that customer — this is true for every software company, not just us. We cannot fully stop it. What we </w:t>
       </w:r>
       <w:r>
         <w:rPr>
@@ -638,10 +584,7 @@
         <w:t xml:space="preserve"> </w:t>
       </w:r>
       <w:r>
-        <w:t>subscription rules, our full bot catalog (even bots they never bought), and our update</w:t>
-      </w:r>
-      <w:r>
-        <w:t xml:space="preserve"> system. One copy command takes our whole business.</w:t>
+        <w:t>subscription rules, our full bot catalog (even bots they never bought), and our update system. One copy command takes our whole business.</w:t>
       </w:r>
     </w:p>
     <w:p>
@@ -652,13 +595,7 @@
         <w:rPr>
           <w:b/>
         </w:rPr>
-        <w:t>T</w:t>
-      </w:r>
-      <w:r>
-        <w:rPr>
-          <w:b/>
-        </w:rPr>
-        <w:t>wo apps:</w:t>
+        <w:t>Two apps:</w:t>
       </w:r>
       <w:r>
         <w:t xml:space="preserve"> the customer's computer holds only their console and the bots they</w:t>
@@ -675,13 +612,7 @@
         <w:rPr>
           <w:i/>
         </w:rPr>
-        <w:t>"</w:t>
-      </w:r>
-      <w:r>
-        <w:rPr>
-          <w:i/>
-        </w:rPr>
-        <w:t>But isn't the bot-running logic on their computer the core of our product?"</w:t>
+        <w:t>"But isn't the bot-running logic on their computer the core of our product?"</w:t>
       </w:r>
       <w:r>
         <w:t xml:space="preserve"> It is part of i</w:t>
@@ -690,13 +621,7 @@
         <w:t>t — but copying it gives the copier</w:t>
       </w:r>
       <w:r>
-        <w:t xml:space="preserve"> only a frozen snapshot of one customer's slice. They would still lack the full catalog (unsubscribed bots never reach that computer), the licensing and billing system needed to sell to anyone, the constant u</w:t>
-      </w:r>
-      <w:r>
-        <w:t>pdates that keep bots working as ERPs change, and the legal right to sell it at all. What they can copy saves them months; what they cannot copy — the catalog, the updates, the licensing system, and customer trust — is the real business, and it never leave</w:t>
-      </w:r>
-      <w:r>
-        <w:t>s our server.</w:t>
+        <w:t xml:space="preserve"> only a frozen snapshot of one customer's slice. They would still lack the full catalog (unsubscribed bots never reach that computer), the licensing and billing system needed to sell to anyone, the constant updates that keep bots working as ERPs change, and the legal right to sell it at all. What they can copy saves them months; what they cannot copy — the catalog, the updates, the licensing system, and customer trust — is the real business, and it never leaves our server.</w:t>
       </w:r>
     </w:p>
     <w:p>
@@ -709,10 +634,7 @@
     </w:p>
     <w:p>
       <w:r>
-        <w:t>In a one-app product, the admin controls sit behind a simple permission switch. If that switch fails — a bug, or a stolen admin password — the attacker can change subscriptions, push a bad update t</w:t>
-      </w:r>
-      <w:r>
-        <w:t xml:space="preserve">o every customer, or see information across customers. With two apps, the admin controls are simply </w:t>
+        <w:t xml:space="preserve">In a one-app product, the admin controls sit behind a simple permission switch. If that switch fails — a bug, or a stolen admin password — the attacker can change subscriptions, push a bad update to every customer, or see information across customers. With two apps, the admin controls are simply </w:t>
       </w:r>
       <w:r>
         <w:rPr>
@@ -734,10 +656,7 @@
     </w:p>
     <w:p>
       <w:r>
-        <w:t>Large companies check security before they buy. They will</w:t>
-      </w:r>
-      <w:r>
-        <w:t xml:space="preserve"> ask us: </w:t>
+        <w:t xml:space="preserve">Large companies check security before they buy. They will ask us: </w:t>
       </w:r>
       <w:r>
         <w:rPr>
@@ -783,10 +702,7 @@
     </w:p>
     <w:p>
       <w:r>
-        <w:t xml:space="preserve">Losing even one big </w:t>
-      </w:r>
-      <w:r>
-        <w:t>customer costs more than the entire split.</w:t>
+        <w:t>Losing even one big customer costs more than the entire split.</w:t>
       </w:r>
     </w:p>
     <w:p>
@@ -799,10 +715,7 @@
     </w:p>
     <w:p>
       <w:r>
-        <w:t>With two apps, we can update our Admin Console any time without touching any customer. With one app, every small admin change means re-installing at every customer site — slo</w:t>
-      </w:r>
-      <w:r>
-        <w:t>w, risky, and expensive forever.</w:t>
+        <w:t>With two apps, we can update our Admin Console any time without touching any customer. With one app, every small admin change means re-installing at every customer site — slow, risky, and expensive forever.</w:t>
       </w:r>
     </w:p>
     <w:p>
@@ -839,29 +752,17 @@
         <w:t>not</w:t>
       </w:r>
       <w:r>
-        <w:t xml:space="preserve"> run the customers' work. Each customer's bots, data, and ERP connection run on the customer's own machine. Our server only keeps the records: who su</w:t>
-      </w:r>
-      <w:r>
-        <w:t>bscribed to what, the bot catalog, licenses, and health signals.</w:t>
+        <w:t xml:space="preserve"> run the customers' work. Each customer's bots, data, and ERP connection run on the customer's own machine. Our server only keeps the records: who subscribed to what, the bot catalog, licenses, and health signals.</w:t>
       </w:r>
     </w:p>
     <w:p>
       <w:r>
-        <w:t xml:space="preserve">That needs only a small machine — 2–4 processor cores, 4–8 GB memory, 100 GB disk. About $40–80 per month in the cloud, or free on hardware we already own. It will handle 10 customers or 100 </w:t>
-      </w:r>
-      <w:r>
-        <w:t>customers without change.</w:t>
+        <w:t>That needs only a small machine — 2–4 processor cores, 4–8 GB memory, 100 GB disk. About $40–80 per month in the cloud, or free on hardware we already own. It will handle 10 customers or 100 customers without change.</w:t>
       </w:r>
     </w:p>
     <w:p>
       <w:r>
-        <w:t>One server is enough for both the admin app and its database. They run side by side on the same machine, in separate compartments, so we do not need a second server. Two simple rules keep this safe: a copy of the database is saved</w:t>
-      </w:r>
-      <w:r>
-        <w:t xml:space="preserve"> to another location every day (so losing the server never means losing the records), and the database only talks to the admin app — nothing outside the machine can reach it. If we ever want more, the database can move to a bigger home later with a simple </w:t>
-      </w:r>
-      <w:r>
-        <w:t>re-install.</w:t>
+        <w:t>One server is enough for both the admin app and its database. They run side by side on the same machine, in separate compartments, so we do not need a second server. Two simple rules keep this safe: a copy of the database is saved to another location every day (so losing the server never means losing the records), and the database only talks to the admin app — nothing outside the machine can reach it. If we ever want more, the database can move to a bigger home later with a simple re-install.</w:t>
       </w:r>
     </w:p>
     <w:p>
@@ -874,10 +775,7 @@
     </w:p>
     <w:p>
       <w:r>
-        <w:t xml:space="preserve">Once we have it, the same machine can also host our other internal tools — dashboards, reports, test systems, future products. T-REX will use only a small part of it. Shared across all those uses, its cost </w:t>
-      </w:r>
-      <w:r>
-        <w:t>is close to zero.</w:t>
+        <w:t>Once we have it, the same machine can also host our other internal tools — dashboards, reports, test systems, future products. T-REX will use only a small part of it. Shared across all those uses, its cost is close to zero.</w:t>
       </w:r>
     </w:p>
     <w:p>
@@ -905,10 +803,7 @@
         <w:pStyle w:val="Heading2"/>
       </w:pPr>
       <w:r>
-        <w:t>6. "Why Not Put the Admin App on the Customers' Machin</w:t>
-      </w:r>
-      <w:r>
-        <w:t>es?"</w:t>
+        <w:t>6. "Why Not Put the Admin App on the Customers' Machines?"</w:t>
       </w:r>
     </w:p>
     <w:p>
@@ -927,10 +822,7 @@
     </w:p>
     <w:p>
       <w:r>
-        <w:t>Customer machines sit inside different company networks. They cannot see or talk to each other. S</w:t>
-      </w:r>
-      <w:r>
-        <w:t>o if the admin records lived on customer machines:</w:t>
+        <w:t>Customer machines sit inside different company networks. They cannot see or talk to each other. So if the admin records lived on customer machines:</w:t>
       </w:r>
     </w:p>
     <w:p>
@@ -939,10 +831,7 @@
       </w:pPr>
       <w:r>
         <w:lastRenderedPageBreak/>
-        <w:t xml:space="preserve">There would be no single list of subscriptions — every machine would hold a </w:t>
-      </w:r>
-      <w:r>
-        <w:t>different piece, and no one place would have the truth.</w:t>
+        <w:t>There would be no single list of subscriptions — every machine would hold a different piece, and no one place would have the truth.</w:t>
       </w:r>
     </w:p>
     <w:p>
@@ -950,16 +839,7 @@
         <w:pStyle w:val="ListBullet"/>
       </w:pPr>
       <w:r>
-        <w:t>R</w:t>
-      </w:r>
-      <w:r>
-        <w:t>enewals and capacity checks would mean logging into every customer's mac</w:t>
-      </w:r>
-      <w:r>
-        <w:t xml:space="preserve">hine, </w:t>
-      </w:r>
-      <w:r>
-        <w:t>one by one, and adding things up by hand. With 10 customers this is painful; with 50 it is impossible.</w:t>
+        <w:t>Renewals and capacity checks would mean logging into every customer's machine, one by one, and adding things up by hand. With 10 customers this is painful; with 50 it is impossible.</w:t>
       </w:r>
     </w:p>
     <w:p>
@@ -967,13 +847,7 @@
         <w:pStyle w:val="ListBullet"/>
       </w:pPr>
       <w:r>
-        <w:t>T</w:t>
-      </w:r>
-      <w:r>
-        <w:t xml:space="preserve">o make the machines share records, we would need a central meeting point — </w:t>
-      </w:r>
-      <w:r>
-        <w:t>which is exactly the server we were trying to avoid, just built worse.</w:t>
+        <w:t>To make the machines share records, we would need a central meeting point — which is exactly the server we were trying to avoid, just built worse.</w:t>
       </w:r>
     </w:p>
     <w:p>
@@ -981,10 +855,7 @@
         <w:pStyle w:val="ListBullet"/>
       </w:pPr>
       <w:r>
-        <w:t>W</w:t>
-      </w:r>
-      <w:r>
-        <w:t xml:space="preserve">orst of all: each customer's machine would hold information about </w:t>
+        <w:t xml:space="preserve">Worst of all: each customer's machine would hold information about </w:t>
       </w:r>
       <w:r>
         <w:rPr>
@@ -998,16 +869,8 @@
     </w:p>
     <w:p>
       <w:r>
-        <w:t>S</w:t>
+        <w:t>Some jobs are central by nature. Managing all customers is one of them. One small central server is the simple, correct answer.</w:t>
       </w:r>
-      <w:r>
-        <w:t xml:space="preserve">ome jobs are central by nature. Managing all customers is one of them. One small central server is the simple, correct </w:t>
-      </w:r>
-      <w:r>
-        <w:t>answer.</w:t>
-      </w:r>
-      <w:bookmarkStart w:id="0" w:name="_GoBack"/>
-      <w:bookmarkEnd w:id="0"/>
     </w:p>
     <w:p>
       <w:pPr>
@@ -1338,10 +1201,7 @@
     <w:p/>
     <w:p>
       <w:r>
-        <w:t>The two-app design costs about one person-month and a small monthly server bill. Skipping it risks losses that are hundreds of times larger — a copied business, a lost enterprise deal, or one failure hitt</w:t>
-      </w:r>
-      <w:r>
-        <w:t>ing every customer at once.</w:t>
+        <w:t>The two-app design costs about one person-month and a small monthly server bill. Skipping it risks losses that are hundreds of times larger — a copied business, a lost enterprise deal, or one failure hitting every customer at once.</w:t>
       </w:r>
     </w:p>
     <w:p>
@@ -1350,6 +1210,13 @@
           <w:b/>
         </w:rPr>
         <w:t>Recommendation: build T-REX as two apps, as proposed.</w:t>
+      </w:r>
+      <w:r>
+        <w:rPr>
+          <w:b/>
+        </w:rPr>
+        <w:br/>
+        <w:t>It shows the web page to inspect console log java script an html file.</w:t>
       </w:r>
     </w:p>
     <w:sectPr>
@@ -1363,7 +1230,7 @@
 </file>
 
 <file path=word/numbering.xml><?xml version="1.0" encoding="utf-8"?>
-<w:numbering xmlns:wpc="http://schemas.microsoft.com/office/word/2010/wordprocessingCanvas" xmlns:cx="http://schemas.microsoft.com/office/drawing/2014/chartex" xmlns:mc="http://schemas.openxmlformats.org/markup-compatibility/2006" xmlns:o="urn:schemas-microsoft-com:office:office" xmlns:r="http://schemas.openxmlformats.org/officeDocument/2006/relationships" xmlns:m="http://schemas.openxmlformats.org/officeDocument/2006/math" xmlns:v="urn:schemas-microsoft-com:vml" xmlns:wp14="http://schemas.microsoft.com/office/word/2010/wordprocessingDrawing" xmlns:wp="http://schemas.openxmlformats.org/drawingml/2006/wordprocessingDrawing" xmlns:w10="urn:schemas-microsoft-com:office:word" xmlns:w="http://schemas.openxmlformats.org/wordprocessingml/2006/main" xmlns:w14="http://schemas.microsoft.com/office/word/2010/wordml" xmlns:w15="http://schemas.microsoft.com/office/word/2012/wordml" xmlns:w16se="http://schemas.microsoft.com/office/word/2015/wordml/symex" xmlns:wpg="http://schemas.microsoft.com/office/word/2010/wordprocessingGroup" xmlns:wpi="http://schemas.microsoft.com/office/word/2010/wordprocessingInk" xmlns:wne="http://schemas.microsoft.com/office/word/2006/wordml" xmlns:wps="http://schemas.microsoft.com/office/word/2010/wordprocessingShape" mc:Ignorable="w14 w15 w16se wp14">
+<w:numbering xmlns:wpc="http://schemas.microsoft.com/office/word/2010/wordprocessingCanvas" xmlns:cx="http://schemas.microsoft.com/office/drawing/2014/chartex" xmlns:cx1="http://schemas.microsoft.com/office/drawing/2015/9/8/chartex" xmlns:cx2="http://schemas.microsoft.com/office/drawing/2015/10/21/chartex" xmlns:cx3="http://schemas.microsoft.com/office/drawing/2016/5/9/chartex" xmlns:cx4="http://schemas.microsoft.com/office/drawing/2016/5/10/chartex" xmlns:cx5="http://schemas.microsoft.com/office/drawing/2016/5/11/chartex" xmlns:cx6="http://schemas.microsoft.com/office/drawing/2016/5/12/chartex" xmlns:cx7="http://schemas.microsoft.com/office/drawing/2016/5/13/chartex" xmlns:cx8="http://schemas.microsoft.com/office/drawing/2016/5/14/chartex" xmlns:mc="http://schemas.openxmlformats.org/markup-compatibility/2006" xmlns:aink="http://schemas.microsoft.com/office/drawing/2016/ink" xmlns:am3d="http://schemas.microsoft.com/office/drawing/2017/model3d" xmlns:o="urn:schemas-microsoft-com:office:office" xmlns:oel="http://schemas.microsoft.com/office/2019/extlst" xmlns:r="http://schemas.openxmlformats.org/officeDocument/2006/relationships" xmlns:m="http://schemas.openxmlformats.org/officeDocument/2006/math" xmlns:v="urn:schemas-microsoft-com:vml" xmlns:wp14="http://schemas.microsoft.com/office/word/2010/wordprocessingDrawing" xmlns:wp="http://schemas.openxmlformats.org/drawingml/2006/wordprocessingDrawing" xmlns:w10="urn:schemas-microsoft-com:office:word" xmlns:w="http://schemas.openxmlformats.org/wordprocessingml/2006/main" xmlns:w14="http://schemas.microsoft.com/office/word/2010/wordml" xmlns:w15="http://schemas.microsoft.com/office/word/2012/wordml" xmlns:w16cex="http://schemas.microsoft.com/office/word/2018/wordml/cex" xmlns:w16cid="http://schemas.microsoft.com/office/word/2016/wordml/cid" xmlns:w16="http://schemas.microsoft.com/office/word/2018/wordml" xmlns:w16du="http://schemas.microsoft.com/office/word/2023/wordml/word16du" xmlns:w16sdtdh="http://schemas.microsoft.com/office/word/2020/wordml/sdtdatahash" xmlns:w16sdtfl="http://schemas.microsoft.com/office/word/2024/wordml/sdtformatlock" xmlns:w16se="http://schemas.microsoft.com/office/word/2015/wordml/symex" xmlns:wpg="http://schemas.microsoft.com/office/word/2010/wordprocessingGroup" xmlns:wpi="http://schemas.microsoft.com/office/word/2010/wordprocessingInk" xmlns:wne="http://schemas.microsoft.com/office/word/2006/wordml" xmlns:wps="http://schemas.microsoft.com/office/word/2010/wordprocessingShape" mc:Ignorable="w14 w15 w16se w16cid w16 w16cex w16sdtdh w16sdtfl w16du wp14">
   <w:abstractNum w:abstractNumId="0" w15:restartNumberingAfterBreak="0">
     <w:nsid w:val="FFFFFF7C"/>
     <w:multiLevelType w:val="singleLevel"/>
@@ -1535,38 +1402,38 @@
       </w:rPr>
     </w:lvl>
   </w:abstractNum>
-  <w:num w:numId="1">
+  <w:num w:numId="1" w16cid:durableId="1473910533">
     <w:abstractNumId w:val="8"/>
   </w:num>
-  <w:num w:numId="2">
+  <w:num w:numId="2" w16cid:durableId="1909680902">
     <w:abstractNumId w:val="6"/>
   </w:num>
-  <w:num w:numId="3">
+  <w:num w:numId="3" w16cid:durableId="1855730382">
     <w:abstractNumId w:val="5"/>
   </w:num>
-  <w:num w:numId="4">
+  <w:num w:numId="4" w16cid:durableId="1757749504">
     <w:abstractNumId w:val="4"/>
   </w:num>
-  <w:num w:numId="5">
+  <w:num w:numId="5" w16cid:durableId="518348342">
     <w:abstractNumId w:val="7"/>
   </w:num>
-  <w:num w:numId="6">
+  <w:num w:numId="6" w16cid:durableId="883718697">
     <w:abstractNumId w:val="3"/>
   </w:num>
-  <w:num w:numId="7">
+  <w:num w:numId="7" w16cid:durableId="1497570574">
     <w:abstractNumId w:val="2"/>
   </w:num>
-  <w:num w:numId="8">
+  <w:num w:numId="8" w16cid:durableId="1268659155">
     <w:abstractNumId w:val="1"/>
   </w:num>
-  <w:num w:numId="9">
+  <w:num w:numId="9" w16cid:durableId="1967153421">
     <w:abstractNumId w:val="0"/>
   </w:num>
 </w:numbering>
 </file>
 
 <file path=word/styles.xml><?xml version="1.0" encoding="utf-8"?>
-<w:styles xmlns:mc="http://schemas.openxmlformats.org/markup-compatibility/2006" xmlns:r="http://schemas.openxmlformats.org/officeDocument/2006/relationships" xmlns:w="http://schemas.openxmlformats.org/wordprocessingml/2006/main" xmlns:w14="http://schemas.microsoft.com/office/word/2010/wordml" xmlns:w15="http://schemas.microsoft.com/office/word/2012/wordml" xmlns:w16se="http://schemas.microsoft.com/office/word/2015/wordml/symex" mc:Ignorable="w14 w15 w16se">
+<w:styles xmlns:mc="http://schemas.openxmlformats.org/markup-compatibility/2006" xmlns:r="http://schemas.openxmlformats.org/officeDocument/2006/relationships" xmlns:w="http://schemas.openxmlformats.org/wordprocessingml/2006/main" xmlns:w14="http://schemas.microsoft.com/office/word/2010/wordml" xmlns:w15="http://schemas.microsoft.com/office/word/2012/wordml" xmlns:w16cex="http://schemas.microsoft.com/office/word/2018/wordml/cex" xmlns:w16cid="http://schemas.microsoft.com/office/word/2016/wordml/cid" xmlns:w16="http://schemas.microsoft.com/office/word/2018/wordml" xmlns:w16du="http://schemas.microsoft.com/office/word/2023/wordml/word16du" xmlns:w16sdtdh="http://schemas.microsoft.com/office/word/2020/wordml/sdtdatahash" xmlns:w16sdtfl="http://schemas.microsoft.com/office/word/2024/wordml/sdtformatlock" xmlns:w16se="http://schemas.microsoft.com/office/word/2015/wordml/symex" mc:Ignorable="w14 w15 w16se w16cid w16 w16cex w16sdtdh w16sdtfl w16du">
   <w:docDefaults>
     <w:rPrDefault>
       <w:rPr>
@@ -1582,7 +1449,7 @@
       </w:pPr>
     </w:pPrDefault>
   </w:docDefaults>
-  <w:latentStyles w:defLockedState="0" w:defUIPriority="99" w:defSemiHidden="0" w:defUnhideWhenUsed="0" w:defQFormat="0" w:count="371">
+  <w:latentStyles w:defLockedState="0" w:defUIPriority="99" w:defSemiHidden="0" w:defUnhideWhenUsed="0" w:defQFormat="0" w:count="376">
     <w:lsdException w:name="Normal" w:uiPriority="0" w:qFormat="1"/>
     <w:lsdException w:name="heading 1" w:uiPriority="9" w:qFormat="1"/>
     <w:lsdException w:name="heading 2" w:semiHidden="1" w:uiPriority="9" w:unhideWhenUsed="1" w:qFormat="1"/>
@@ -1945,6 +1812,11 @@
     <w:lsdException w:name="List Table 5 Dark Accent 6" w:uiPriority="50"/>
     <w:lsdException w:name="List Table 6 Colorful Accent 6" w:uiPriority="51"/>
     <w:lsdException w:name="List Table 7 Colorful Accent 6" w:uiPriority="52"/>
+    <w:lsdException w:name="Mention" w:semiHidden="1" w:unhideWhenUsed="1"/>
+    <w:lsdException w:name="Smart Hyperlink" w:semiHidden="1" w:unhideWhenUsed="1"/>
+    <w:lsdException w:name="Hashtag" w:semiHidden="1" w:unhideWhenUsed="1"/>
+    <w:lsdException w:name="Unresolved Mention" w:semiHidden="1" w:unhideWhenUsed="1"/>
+    <w:lsdException w:name="Smart Link" w:semiHidden="1" w:unhideWhenUsed="1"/>
   </w:latentStyles>
   <w:style w:type="paragraph" w:default="1" w:styleId="Normal">
     <w:name w:val="Normal"/>
